--- a/proposta_modelo.docx
+++ b/proposta_modelo.docx
@@ -10,7 +10,6 @@
           <w:docPartUnique/>
         </w:docPartObj>
       </w:sdtPr>
-      <w:sdtEndPr/>
       <w:sdtContent>
         <w:p>
           <w:pPr>
@@ -497,31 +496,20 @@
           <w:numId w:val="1"/>
         </w:numPr>
         <w:spacing w:after="0" w:line="360" w:lineRule="auto"/>
-        <w:jc w:val="both"/>
+        <w:rPr>
+          <w:rFonts w:ascii="Helvetica" w:hAnsi="Helvetica" w:cs="Arial"/>
+          <w:sz w:val="20"/>
+          <w:szCs w:val="20"/>
+        </w:rPr>
+      </w:pPr>
+      <w:r>
         <w:rPr>
           <w:rFonts w:ascii="Helvetica" w:hAnsi="Helvetica" w:cs="Arial"/>
           <w:sz w:val="20"/>
           <w:szCs w:val="20"/>
           <w:u w:val="single"/>
         </w:rPr>
-      </w:pPr>
-      <w:r>
-        <w:rPr>
-          <w:rFonts w:ascii="Helvetica" w:hAnsi="Helvetica" w:cs="Arial"/>
-          <w:sz w:val="20"/>
-          <w:szCs w:val="20"/>
-          <w:u w:val="single"/>
-        </w:rPr>
-        <w:t>ORÇAMENTO</w:t>
-      </w:r>
-      <w:r>
-        <w:rPr>
-          <w:rFonts w:ascii="Helvetica" w:hAnsi="Helvetica" w:cs="Arial"/>
-          <w:sz w:val="20"/>
-          <w:szCs w:val="20"/>
-          <w:u w:val="single"/>
-        </w:rPr>
-        <w:t>:</w:t>
+        <w:t>ORÇAMENTO:</w:t>
       </w:r>
     </w:p>
     <w:p>
@@ -532,28 +520,205 @@
           <w:numId w:val="1"/>
         </w:numPr>
         <w:spacing w:after="0" w:line="360" w:lineRule="auto"/>
-        <w:jc w:val="both"/>
-        <w:rPr>
-          <w:rFonts w:ascii="Helvetica" w:hAnsi="Helvetica" w:cs="Arial"/>
-          <w:sz w:val="20"/>
-          <w:szCs w:val="20"/>
-        </w:rPr>
-      </w:pPr>
-      <w:r>
-        <w:rPr>
-          <w:rFonts w:ascii="Helvetica" w:hAnsi="Helvetica" w:cs="Arial"/>
-          <w:sz w:val="20"/>
-          <w:szCs w:val="20"/>
-        </w:rPr>
-        <w:t>Mão de obra</w:t>
-      </w:r>
-      <w:r>
-        <w:rPr>
-          <w:rFonts w:ascii="Helvetica" w:hAnsi="Helvetica" w:cs="Arial"/>
-          <w:sz w:val="20"/>
-          <w:szCs w:val="20"/>
-        </w:rPr>
-        <w:t>:</w:t>
+        <w:rPr>
+          <w:rFonts w:ascii="Helvetica" w:hAnsi="Helvetica" w:cs="Arial"/>
+          <w:sz w:val="20"/>
+          <w:szCs w:val="20"/>
+        </w:rPr>
+      </w:pPr>
+      <w:r>
+        <w:rPr>
+          <w:rFonts w:ascii="Helvetica" w:hAnsi="Helvetica" w:cs="Arial"/>
+          <w:sz w:val="20"/>
+          <w:szCs w:val="20"/>
+        </w:rPr>
+        <w:t xml:space="preserve"> Mão de obra:</w:t>
+      </w:r>
+      <w:r>
+        <w:rPr>
+          <w:rFonts w:ascii="Helvetica" w:hAnsi="Helvetica" w:cs="Arial"/>
+          <w:sz w:val="20"/>
+          <w:szCs w:val="20"/>
+        </w:rPr>
+        <w:br/>
+        <w:t>· R$ {{VALOR_MAO_OBRA}}</w:t>
+      </w:r>
+    </w:p>
+    <w:p>
+      <w:pPr>
+        <w:pStyle w:val="PargrafodaLista"/>
+        <w:numPr>
+          <w:ilvl w:val="1"/>
+          <w:numId w:val="1"/>
+        </w:numPr>
+        <w:spacing w:after="0" w:line="360" w:lineRule="auto"/>
+        <w:rPr>
+          <w:rFonts w:ascii="Helvetica" w:hAnsi="Helvetica" w:cs="Arial"/>
+          <w:sz w:val="20"/>
+          <w:szCs w:val="20"/>
+        </w:rPr>
+      </w:pPr>
+      <w:r>
+        <w:rPr>
+          <w:rFonts w:ascii="Helvetica" w:hAnsi="Helvetica" w:cs="Arial"/>
+          <w:sz w:val="20"/>
+          <w:szCs w:val="20"/>
+        </w:rPr>
+        <w:t xml:space="preserve">{% </w:t>
+      </w:r>
+      <w:proofErr w:type="spellStart"/>
+      <w:r>
+        <w:rPr>
+          <w:rFonts w:ascii="Helvetica" w:hAnsi="Helvetica" w:cs="Arial"/>
+          <w:sz w:val="20"/>
+          <w:szCs w:val="20"/>
+        </w:rPr>
+        <w:t>if</w:t>
+      </w:r>
+      <w:proofErr w:type="spellEnd"/>
+      <w:r>
+        <w:rPr>
+          <w:rFonts w:ascii="Helvetica" w:hAnsi="Helvetica" w:cs="Arial"/>
+          <w:sz w:val="20"/>
+          <w:szCs w:val="20"/>
+        </w:rPr>
+        <w:t xml:space="preserve"> POSSUI_MATERIAIS %}</w:t>
+      </w:r>
+      <w:r>
+        <w:rPr>
+          <w:rFonts w:ascii="Helvetica" w:hAnsi="Helvetica" w:cs="Arial"/>
+          <w:sz w:val="20"/>
+          <w:szCs w:val="20"/>
+        </w:rPr>
+        <w:br/>
+        <w:t>Estimativa de materiais:</w:t>
+      </w:r>
+      <w:r>
+        <w:rPr>
+          <w:rFonts w:ascii="Helvetica" w:hAnsi="Helvetica" w:cs="Arial"/>
+          <w:sz w:val="20"/>
+          <w:szCs w:val="20"/>
+        </w:rPr>
+        <w:br/>
+        <w:t>· R$ {{VALOR_MATERIAIS}}</w:t>
+      </w:r>
+    </w:p>
+    <w:p>
+      <w:pPr>
+        <w:pStyle w:val="PargrafodaLista"/>
+        <w:numPr>
+          <w:ilvl w:val="1"/>
+          <w:numId w:val="1"/>
+        </w:numPr>
+        <w:spacing w:after="0" w:line="360" w:lineRule="auto"/>
+        <w:rPr>
+          <w:rFonts w:ascii="Helvetica" w:hAnsi="Helvetica" w:cs="Arial"/>
+          <w:sz w:val="20"/>
+          <w:szCs w:val="20"/>
+        </w:rPr>
+      </w:pPr>
+      <w:r>
+        <w:rPr>
+          <w:rFonts w:ascii="Helvetica" w:hAnsi="Helvetica" w:cs="Arial"/>
+          <w:sz w:val="20"/>
+          <w:szCs w:val="20"/>
+        </w:rPr>
+        <w:t xml:space="preserve"> Valor total estimado:</w:t>
+      </w:r>
+      <w:r>
+        <w:rPr>
+          <w:rFonts w:ascii="Helvetica" w:hAnsi="Helvetica" w:cs="Arial"/>
+          <w:sz w:val="20"/>
+          <w:szCs w:val="20"/>
+        </w:rPr>
+        <w:br/>
+        <w:t>· R$ {{VALOR_TOTAL}}</w:t>
+      </w:r>
+    </w:p>
+    <w:p>
+      <w:pPr>
+        <w:pStyle w:val="PargrafodaLista"/>
+        <w:numPr>
+          <w:ilvl w:val="1"/>
+          <w:numId w:val="10"/>
+        </w:numPr>
+        <w:spacing w:after="0" w:line="360" w:lineRule="auto"/>
+        <w:rPr>
+          <w:rFonts w:ascii="Helvetica" w:hAnsi="Helvetica" w:cs="Arial"/>
+          <w:sz w:val="20"/>
+          <w:szCs w:val="20"/>
+        </w:rPr>
+      </w:pPr>
+      <w:r>
+        <w:rPr>
+          <w:rFonts w:ascii="Helvetica" w:hAnsi="Helvetica" w:cs="Arial"/>
+          <w:sz w:val="20"/>
+          <w:szCs w:val="20"/>
+        </w:rPr>
+        <w:t xml:space="preserve">{% </w:t>
+      </w:r>
+      <w:proofErr w:type="spellStart"/>
+      <w:r>
+        <w:rPr>
+          <w:rFonts w:ascii="Helvetica" w:hAnsi="Helvetica" w:cs="Arial"/>
+          <w:sz w:val="20"/>
+          <w:szCs w:val="20"/>
+        </w:rPr>
+        <w:t>else</w:t>
+      </w:r>
+      <w:proofErr w:type="spellEnd"/>
+      <w:r>
+        <w:rPr>
+          <w:rFonts w:ascii="Helvetica" w:hAnsi="Helvetica" w:cs="Arial"/>
+          <w:sz w:val="20"/>
+          <w:szCs w:val="20"/>
+        </w:rPr>
+        <w:t xml:space="preserve"> %}</w:t>
+      </w:r>
+      <w:r>
+        <w:rPr>
+          <w:rFonts w:ascii="Helvetica" w:hAnsi="Helvetica" w:cs="Arial"/>
+          <w:sz w:val="20"/>
+          <w:szCs w:val="20"/>
+        </w:rPr>
+        <w:br/>
+        <w:t>3.2. Valor total:</w:t>
+      </w:r>
+      <w:r>
+        <w:rPr>
+          <w:rFonts w:ascii="Helvetica" w:hAnsi="Helvetica" w:cs="Arial"/>
+          <w:sz w:val="20"/>
+          <w:szCs w:val="20"/>
+        </w:rPr>
+        <w:br/>
+        <w:t>· R$ {{VALOR_TOTAL}}</w:t>
+      </w:r>
+      <w:r>
+        <w:rPr>
+          <w:rFonts w:ascii="Helvetica" w:hAnsi="Helvetica" w:cs="Arial"/>
+          <w:sz w:val="20"/>
+          <w:szCs w:val="20"/>
+        </w:rPr>
+        <w:br/>
+        <w:t xml:space="preserve">{% </w:t>
+      </w:r>
+      <w:proofErr w:type="spellStart"/>
+      <w:r>
+        <w:rPr>
+          <w:rFonts w:ascii="Helvetica" w:hAnsi="Helvetica" w:cs="Arial"/>
+          <w:sz w:val="20"/>
+          <w:szCs w:val="20"/>
+        </w:rPr>
+        <w:t>endif</w:t>
+      </w:r>
+      <w:proofErr w:type="spellEnd"/>
+      <w:r>
+        <w:rPr>
+          <w:rFonts w:ascii="Helvetica" w:hAnsi="Helvetica" w:cs="Arial"/>
+          <w:sz w:val="20"/>
+          <w:szCs w:val="20"/>
+        </w:rPr>
+        <w:t xml:space="preserve"> %}</w:t>
       </w:r>
     </w:p>
     <w:p>
@@ -561,47 +726,7 @@
         <w:pStyle w:val="PargrafodaLista"/>
         <w:numPr>
           <w:ilvl w:val="0"/>
-          <w:numId w:val="7"/>
-        </w:numPr>
-        <w:spacing w:after="0" w:line="360" w:lineRule="auto"/>
-        <w:ind w:left="851"/>
-        <w:rPr>
-          <w:rFonts w:ascii="Helvetica" w:hAnsi="Helvetica" w:cs="Arial"/>
-          <w:sz w:val="20"/>
-          <w:szCs w:val="20"/>
-        </w:rPr>
-      </w:pPr>
-      <w:r>
-        <w:rPr>
-          <w:rFonts w:ascii="Helvetica" w:hAnsi="Helvetica" w:cs="Arial"/>
-          <w:sz w:val="20"/>
-          <w:szCs w:val="20"/>
-        </w:rPr>
-        <w:t xml:space="preserve">R$ </w:t>
-      </w:r>
-      <w:r>
-        <w:rPr>
-          <w:rFonts w:ascii="Helvetica" w:hAnsi="Helvetica" w:cs="Arial"/>
-          <w:sz w:val="20"/>
-          <w:szCs w:val="20"/>
-        </w:rPr>
-        <w:t>{{VALOR}}</w:t>
-      </w:r>
-      <w:r>
-        <w:rPr>
-          <w:rFonts w:ascii="Helvetica" w:hAnsi="Helvetica" w:cs="Arial"/>
-          <w:sz w:val="20"/>
-          <w:szCs w:val="20"/>
-        </w:rPr>
-        <w:br/>
-      </w:r>
-    </w:p>
-    <w:p>
-      <w:pPr>
-        <w:pStyle w:val="PargrafodaLista"/>
-        <w:numPr>
-          <w:ilvl w:val="0"/>
-          <w:numId w:val="1"/>
+          <w:numId w:val="10"/>
         </w:numPr>
         <w:spacing w:after="0" w:line="360" w:lineRule="auto"/>
         <w:jc w:val="both"/>
@@ -1457,7 +1582,6 @@
         <w:docPartUnique/>
       </w:docPartObj>
     </w:sdtPr>
-    <w:sdtEndPr/>
     <w:sdtContent>
       <w:p>
         <w:pPr>
@@ -2170,6 +2294,122 @@
     </w:lvl>
   </w:abstractNum>
   <w:abstractNum w:abstractNumId="6" w15:restartNumberingAfterBreak="0">
+    <w:nsid w:val="57621931"/>
+    <w:multiLevelType w:val="multilevel"/>
+    <w:tmpl w:val="56289956"/>
+    <w:lvl w:ilvl="0">
+      <w:start w:val="3"/>
+      <w:numFmt w:val="decimal"/>
+      <w:lvlText w:val="%1."/>
+      <w:lvlJc w:val="left"/>
+      <w:pPr>
+        <w:ind w:left="360" w:hanging="360"/>
+      </w:pPr>
+      <w:rPr>
+        <w:rFonts w:hint="default"/>
+        <w:b/>
+        <w:bCs w:val="0"/>
+      </w:rPr>
+    </w:lvl>
+    <w:lvl w:ilvl="1">
+      <w:start w:val="2"/>
+      <w:numFmt w:val="decimal"/>
+      <w:lvlText w:val="%1.%2."/>
+      <w:lvlJc w:val="left"/>
+      <w:pPr>
+        <w:ind w:left="792" w:hanging="432"/>
+      </w:pPr>
+      <w:rPr>
+        <w:rFonts w:hint="default"/>
+        <w:b/>
+      </w:rPr>
+    </w:lvl>
+    <w:lvl w:ilvl="2">
+      <w:start w:val="1"/>
+      <w:numFmt w:val="bullet"/>
+      <w:lvlText w:val=""/>
+      <w:lvlJc w:val="left"/>
+      <w:pPr>
+        <w:ind w:left="1224" w:hanging="504"/>
+      </w:pPr>
+      <w:rPr>
+        <w:rFonts w:ascii="Symbol" w:hAnsi="Symbol" w:hint="default"/>
+      </w:rPr>
+    </w:lvl>
+    <w:lvl w:ilvl="3">
+      <w:start w:val="1"/>
+      <w:numFmt w:val="bullet"/>
+      <w:lvlText w:val="o"/>
+      <w:lvlJc w:val="left"/>
+      <w:pPr>
+        <w:ind w:left="1440" w:hanging="360"/>
+      </w:pPr>
+      <w:rPr>
+        <w:rFonts w:ascii="Courier New" w:hAnsi="Courier New" w:cs="Courier New" w:hint="default"/>
+      </w:rPr>
+    </w:lvl>
+    <w:lvl w:ilvl="4">
+      <w:start w:val="1"/>
+      <w:numFmt w:val="bullet"/>
+      <w:lvlText w:val=""/>
+      <w:lvlJc w:val="left"/>
+      <w:pPr>
+        <w:ind w:left="1800" w:hanging="360"/>
+      </w:pPr>
+      <w:rPr>
+        <w:rFonts w:ascii="Symbol" w:hAnsi="Symbol" w:hint="default"/>
+      </w:rPr>
+    </w:lvl>
+    <w:lvl w:ilvl="5">
+      <w:start w:val="1"/>
+      <w:numFmt w:val="decimal"/>
+      <w:lvlText w:val="%1.%2.%3.%4.%5.%6."/>
+      <w:lvlJc w:val="left"/>
+      <w:pPr>
+        <w:ind w:left="2736" w:hanging="936"/>
+      </w:pPr>
+      <w:rPr>
+        <w:rFonts w:hint="default"/>
+      </w:rPr>
+    </w:lvl>
+    <w:lvl w:ilvl="6">
+      <w:start w:val="1"/>
+      <w:numFmt w:val="decimal"/>
+      <w:lvlText w:val="%1.%2.%3.%4.%5.%6.%7."/>
+      <w:lvlJc w:val="left"/>
+      <w:pPr>
+        <w:ind w:left="3240" w:hanging="1080"/>
+      </w:pPr>
+      <w:rPr>
+        <w:rFonts w:hint="default"/>
+      </w:rPr>
+    </w:lvl>
+    <w:lvl w:ilvl="7">
+      <w:start w:val="1"/>
+      <w:numFmt w:val="decimal"/>
+      <w:lvlText w:val="%1.%2.%3.%4.%5.%6.%7.%8."/>
+      <w:lvlJc w:val="left"/>
+      <w:pPr>
+        <w:ind w:left="3744" w:hanging="1224"/>
+      </w:pPr>
+      <w:rPr>
+        <w:rFonts w:hint="default"/>
+      </w:rPr>
+    </w:lvl>
+    <w:lvl w:ilvl="8">
+      <w:start w:val="1"/>
+      <w:numFmt w:val="decimal"/>
+      <w:lvlText w:val="%1.%2.%3.%4.%5.%6.%7.%8.%9."/>
+      <w:lvlJc w:val="left"/>
+      <w:pPr>
+        <w:ind w:left="4320" w:hanging="1440"/>
+      </w:pPr>
+      <w:rPr>
+        <w:rFonts w:hint="default"/>
+      </w:rPr>
+    </w:lvl>
+  </w:abstractNum>
+  <w:abstractNum w:abstractNumId="7" w15:restartNumberingAfterBreak="0">
     <w:nsid w:val="71884ACE"/>
     <w:multiLevelType w:val="hybridMultilevel"/>
     <w:tmpl w:val="03F40BA8"/>
@@ -2282,7 +2522,7 @@
       </w:rPr>
     </w:lvl>
   </w:abstractNum>
-  <w:abstractNum w:abstractNumId="7" w15:restartNumberingAfterBreak="0">
+  <w:abstractNum w:abstractNumId="8" w15:restartNumberingAfterBreak="0">
     <w:nsid w:val="7B053430"/>
     <w:multiLevelType w:val="hybridMultilevel"/>
     <w:tmpl w:val="CA584694"/>
@@ -2393,6 +2633,92 @@
       <w:rPr>
         <w:rFonts w:ascii="Wingdings" w:hAnsi="Wingdings" w:hint="default"/>
       </w:rPr>
+    </w:lvl>
+  </w:abstractNum>
+  <w:abstractNum w:abstractNumId="9" w15:restartNumberingAfterBreak="0">
+    <w:nsid w:val="7B0659A9"/>
+    <w:multiLevelType w:val="hybridMultilevel"/>
+    <w:tmpl w:val="ECCCFA52"/>
+    <w:lvl w:ilvl="0" w:tplc="0416000F">
+      <w:start w:val="1"/>
+      <w:numFmt w:val="decimal"/>
+      <w:lvlText w:val="%1."/>
+      <w:lvlJc w:val="left"/>
+      <w:pPr>
+        <w:ind w:left="720" w:hanging="360"/>
+      </w:pPr>
+    </w:lvl>
+    <w:lvl w:ilvl="1" w:tplc="04160019" w:tentative="1">
+      <w:start w:val="1"/>
+      <w:numFmt w:val="lowerLetter"/>
+      <w:lvlText w:val="%2."/>
+      <w:lvlJc w:val="left"/>
+      <w:pPr>
+        <w:ind w:left="1440" w:hanging="360"/>
+      </w:pPr>
+    </w:lvl>
+    <w:lvl w:ilvl="2" w:tplc="0416001B" w:tentative="1">
+      <w:start w:val="1"/>
+      <w:numFmt w:val="lowerRoman"/>
+      <w:lvlText w:val="%3."/>
+      <w:lvlJc w:val="right"/>
+      <w:pPr>
+        <w:ind w:left="2160" w:hanging="180"/>
+      </w:pPr>
+    </w:lvl>
+    <w:lvl w:ilvl="3" w:tplc="0416000F" w:tentative="1">
+      <w:start w:val="1"/>
+      <w:numFmt w:val="decimal"/>
+      <w:lvlText w:val="%4."/>
+      <w:lvlJc w:val="left"/>
+      <w:pPr>
+        <w:ind w:left="2880" w:hanging="360"/>
+      </w:pPr>
+    </w:lvl>
+    <w:lvl w:ilvl="4" w:tplc="04160019" w:tentative="1">
+      <w:start w:val="1"/>
+      <w:numFmt w:val="lowerLetter"/>
+      <w:lvlText w:val="%5."/>
+      <w:lvlJc w:val="left"/>
+      <w:pPr>
+        <w:ind w:left="3600" w:hanging="360"/>
+      </w:pPr>
+    </w:lvl>
+    <w:lvl w:ilvl="5" w:tplc="0416001B" w:tentative="1">
+      <w:start w:val="1"/>
+      <w:numFmt w:val="lowerRoman"/>
+      <w:lvlText w:val="%6."/>
+      <w:lvlJc w:val="right"/>
+      <w:pPr>
+        <w:ind w:left="4320" w:hanging="180"/>
+      </w:pPr>
+    </w:lvl>
+    <w:lvl w:ilvl="6" w:tplc="0416000F" w:tentative="1">
+      <w:start w:val="1"/>
+      <w:numFmt w:val="decimal"/>
+      <w:lvlText w:val="%7."/>
+      <w:lvlJc w:val="left"/>
+      <w:pPr>
+        <w:ind w:left="5040" w:hanging="360"/>
+      </w:pPr>
+    </w:lvl>
+    <w:lvl w:ilvl="7" w:tplc="04160019" w:tentative="1">
+      <w:start w:val="1"/>
+      <w:numFmt w:val="lowerLetter"/>
+      <w:lvlText w:val="%8."/>
+      <w:lvlJc w:val="left"/>
+      <w:pPr>
+        <w:ind w:left="5760" w:hanging="360"/>
+      </w:pPr>
+    </w:lvl>
+    <w:lvl w:ilvl="8" w:tplc="0416001B" w:tentative="1">
+      <w:start w:val="1"/>
+      <w:numFmt w:val="lowerRoman"/>
+      <w:lvlText w:val="%9."/>
+      <w:lvlJc w:val="right"/>
+      <w:pPr>
+        <w:ind w:left="6480" w:hanging="180"/>
+      </w:pPr>
     </w:lvl>
   </w:abstractNum>
   <w:num w:numId="1" w16cid:durableId="362676404">
@@ -2408,16 +2734,22 @@
     <w:abstractNumId w:val="3"/>
   </w:num>
   <w:num w:numId="5" w16cid:durableId="980187642">
-    <w:abstractNumId w:val="7"/>
+    <w:abstractNumId w:val="8"/>
   </w:num>
   <w:num w:numId="6" w16cid:durableId="1902403452">
     <w:abstractNumId w:val="4"/>
   </w:num>
   <w:num w:numId="7" w16cid:durableId="1182013070">
-    <w:abstractNumId w:val="6"/>
+    <w:abstractNumId w:val="7"/>
   </w:num>
   <w:num w:numId="8" w16cid:durableId="1476995048">
     <w:abstractNumId w:val="2"/>
+  </w:num>
+  <w:num w:numId="9" w16cid:durableId="1685935969">
+    <w:abstractNumId w:val="9"/>
+  </w:num>
+  <w:num w:numId="10" w16cid:durableId="62222248">
+    <w:abstractNumId w:val="6"/>
   </w:num>
 </w:numbering>
 </file>
@@ -2824,7 +3156,6 @@
   <w:style w:type="character" w:default="1" w:styleId="Fontepargpadro">
     <w:name w:val="Default Paragraph Font"/>
     <w:uiPriority w:val="1"/>
-    <w:semiHidden/>
     <w:unhideWhenUsed/>
   </w:style>
   <w:style w:type="table" w:default="1" w:styleId="Tabelanormal">

--- a/proposta_modelo.docx
+++ b/proposta_modelo.docx
@@ -547,11 +547,8 @@
     <w:p>
       <w:pPr>
         <w:pStyle w:val="PargrafodaLista"/>
-        <w:numPr>
-          <w:ilvl w:val="1"/>
-          <w:numId w:val="1"/>
-        </w:numPr>
-        <w:spacing w:after="0" w:line="360" w:lineRule="auto"/>
+        <w:spacing w:after="0" w:line="360" w:lineRule="auto"/>
+        <w:ind w:left="792"/>
         <w:rPr>
           <w:rFonts w:ascii="Helvetica" w:hAnsi="Helvetica" w:cs="Arial"/>
           <w:sz w:val="20"/>
@@ -583,24 +580,6 @@
           <w:szCs w:val="20"/>
         </w:rPr>
         <w:t xml:space="preserve"> POSSUI_MATERIAIS %}</w:t>
-      </w:r>
-      <w:r>
-        <w:rPr>
-          <w:rFonts w:ascii="Helvetica" w:hAnsi="Helvetica" w:cs="Arial"/>
-          <w:sz w:val="20"/>
-          <w:szCs w:val="20"/>
-        </w:rPr>
-        <w:br/>
-        <w:t>Estimativa de materiais:</w:t>
-      </w:r>
-      <w:r>
-        <w:rPr>
-          <w:rFonts w:ascii="Helvetica" w:hAnsi="Helvetica" w:cs="Arial"/>
-          <w:sz w:val="20"/>
-          <w:szCs w:val="20"/>
-        </w:rPr>
-        <w:br/>
-        <w:t>· R$ {{VALOR_MATERIAIS}}</w:t>
       </w:r>
     </w:p>
     <w:p>
@@ -623,6 +602,38 @@
           <w:sz w:val="20"/>
           <w:szCs w:val="20"/>
         </w:rPr>
+        <w:t>Estimativa de materiais:</w:t>
+      </w:r>
+      <w:r>
+        <w:rPr>
+          <w:rFonts w:ascii="Helvetica" w:hAnsi="Helvetica" w:cs="Arial"/>
+          <w:sz w:val="20"/>
+          <w:szCs w:val="20"/>
+        </w:rPr>
+        <w:br/>
+        <w:t>· R$ {{VALOR_MATERIAIS}}</w:t>
+      </w:r>
+    </w:p>
+    <w:p>
+      <w:pPr>
+        <w:pStyle w:val="PargrafodaLista"/>
+        <w:numPr>
+          <w:ilvl w:val="1"/>
+          <w:numId w:val="1"/>
+        </w:numPr>
+        <w:spacing w:after="0" w:line="360" w:lineRule="auto"/>
+        <w:rPr>
+          <w:rFonts w:ascii="Helvetica" w:hAnsi="Helvetica" w:cs="Arial"/>
+          <w:sz w:val="20"/>
+          <w:szCs w:val="20"/>
+        </w:rPr>
+      </w:pPr>
+      <w:r>
+        <w:rPr>
+          <w:rFonts w:ascii="Helvetica" w:hAnsi="Helvetica" w:cs="Arial"/>
+          <w:sz w:val="20"/>
+          <w:szCs w:val="20"/>
+        </w:rPr>
         <w:t xml:space="preserve"> Valor total estimado:</w:t>
       </w:r>
       <w:r>
@@ -633,6 +644,44 @@
         </w:rPr>
         <w:br/>
         <w:t>· R$ {{VALOR_TOTAL}}</w:t>
+      </w:r>
+    </w:p>
+    <w:p>
+      <w:pPr>
+        <w:pStyle w:val="PargrafodaLista"/>
+        <w:spacing w:after="0" w:line="360" w:lineRule="auto"/>
+        <w:ind w:left="792"/>
+        <w:rPr>
+          <w:rFonts w:ascii="Helvetica" w:hAnsi="Helvetica" w:cs="Arial"/>
+          <w:sz w:val="20"/>
+          <w:szCs w:val="20"/>
+        </w:rPr>
+      </w:pPr>
+      <w:r>
+        <w:rPr>
+          <w:rFonts w:ascii="Helvetica" w:hAnsi="Helvetica" w:cs="Arial"/>
+          <w:sz w:val="20"/>
+          <w:szCs w:val="20"/>
+        </w:rPr>
+        <w:t xml:space="preserve">{% </w:t>
+      </w:r>
+      <w:proofErr w:type="spellStart"/>
+      <w:r>
+        <w:rPr>
+          <w:rFonts w:ascii="Helvetica" w:hAnsi="Helvetica" w:cs="Arial"/>
+          <w:sz w:val="20"/>
+          <w:szCs w:val="20"/>
+        </w:rPr>
+        <w:t>else</w:t>
+      </w:r>
+      <w:proofErr w:type="spellEnd"/>
+      <w:r>
+        <w:rPr>
+          <w:rFonts w:ascii="Helvetica" w:hAnsi="Helvetica" w:cs="Arial"/>
+          <w:sz w:val="20"/>
+          <w:szCs w:val="20"/>
+        </w:rPr>
+        <w:t xml:space="preserve"> %}</w:t>
       </w:r>
     </w:p>
     <w:p>
@@ -655,34 +704,7 @@
           <w:sz w:val="20"/>
           <w:szCs w:val="20"/>
         </w:rPr>
-        <w:t xml:space="preserve">{% </w:t>
-      </w:r>
-      <w:proofErr w:type="spellStart"/>
-      <w:r>
-        <w:rPr>
-          <w:rFonts w:ascii="Helvetica" w:hAnsi="Helvetica" w:cs="Arial"/>
-          <w:sz w:val="20"/>
-          <w:szCs w:val="20"/>
-        </w:rPr>
-        <w:t>else</w:t>
-      </w:r>
-      <w:proofErr w:type="spellEnd"/>
-      <w:r>
-        <w:rPr>
-          <w:rFonts w:ascii="Helvetica" w:hAnsi="Helvetica" w:cs="Arial"/>
-          <w:sz w:val="20"/>
-          <w:szCs w:val="20"/>
-        </w:rPr>
-        <w:t xml:space="preserve"> %}</w:t>
-      </w:r>
-      <w:r>
-        <w:rPr>
-          <w:rFonts w:ascii="Helvetica" w:hAnsi="Helvetica" w:cs="Arial"/>
-          <w:sz w:val="20"/>
-          <w:szCs w:val="20"/>
-        </w:rPr>
-        <w:br/>
-        <w:t>3.2. Valor total:</w:t>
+        <w:t xml:space="preserve"> Valor total:</w:t>
       </w:r>
       <w:r>
         <w:rPr>
@@ -3156,6 +3178,7 @@
   <w:style w:type="character" w:default="1" w:styleId="Fontepargpadro">
     <w:name w:val="Default Paragraph Font"/>
     <w:uiPriority w:val="1"/>
+    <w:semiHidden/>
     <w:unhideWhenUsed/>
   </w:style>
   <w:style w:type="table" w:default="1" w:styleId="Tabelanormal">
